--- a/FAKE NEWS DETECTION.docx
+++ b/FAKE NEWS DETECTION.docx
@@ -33,7 +33,7 @@
     <w:p>
       <w:r>
         <w:pict w14:anchorId="6DC38DDE">
-          <v:rect id="_x0000_i1256" style="width:0;height:1.5pt" o:hralign="center" o:hrstd="t" o:hr="t" fillcolor="#a0a0a0" stroked="f"/>
+          <v:rect id="_x0000_i1025" style="width:0;height:1.5pt" o:hralign="center" o:hrstd="t" o:hr="t" fillcolor="#a0a0a0" stroked="f"/>
         </w:pict>
       </w:r>
     </w:p>
@@ -50,7 +50,15 @@
         </w:numPr>
       </w:pPr>
       <w:r>
-        <w:t>Member 1 Name</w:t>
+        <w:t>Abhishek Tripathi</w:t>
+      </w:r>
+      <w:proofErr w:type="gramStart"/>
+      <w:r>
+        <w:t xml:space="preserve">   (</w:t>
+      </w:r>
+      <w:proofErr w:type="gramEnd"/>
+      <w:r>
+        <w:t>23SCSE1012691)</w:t>
       </w:r>
     </w:p>
     <w:p>
@@ -61,7 +69,7 @@
         </w:numPr>
       </w:pPr>
       <w:r>
-        <w:t>Member 2 Name</w:t>
+        <w:t>Swastika Chaterjee (23SCSE1010910)</w:t>
       </w:r>
     </w:p>
     <w:p>
@@ -72,7 +80,7 @@
         </w:numPr>
       </w:pPr>
       <w:r>
-        <w:t>Member 3 Name</w:t>
+        <w:t>Abhishek Gupta</w:t>
       </w:r>
     </w:p>
     <w:p>
@@ -83,7 +91,7 @@
         </w:numPr>
       </w:pPr>
       <w:r>
-        <w:t>Member 4 Name</w:t>
+        <w:t xml:space="preserve">Shubham </w:t>
       </w:r>
     </w:p>
     <w:p>
@@ -94,7 +102,7 @@
         </w:numPr>
       </w:pPr>
       <w:r>
-        <w:t>Member 5 Name</w:t>
+        <w:t xml:space="preserve">Vanshika Gupta </w:t>
       </w:r>
     </w:p>
     <w:p>
@@ -105,13 +113,29 @@
         </w:numPr>
       </w:pPr>
       <w:r>
-        <w:t>Member 6 Name</w:t>
-      </w:r>
+        <w:t xml:space="preserve">Deepu </w:t>
+      </w:r>
+    </w:p>
+    <w:p/>
+    <w:p>
+      <w:r>
+        <w:t>Project Link:</w:t>
+      </w:r>
+    </w:p>
+    <w:p>
+      <w:hyperlink r:id="rId5" w:history="1">
+        <w:r>
+          <w:rPr>
+            <w:rStyle w:val="Hyperlink"/>
+          </w:rPr>
+          <w:t>https://github.com/abhishek-7081/ML_Proj</w:t>
+        </w:r>
+      </w:hyperlink>
     </w:p>
     <w:p>
       <w:r>
         <w:pict w14:anchorId="09A7489E">
-          <v:rect id="_x0000_i1259" style="width:0;height:1.5pt" o:hralign="center" o:hrstd="t" o:hr="t" fillcolor="#a0a0a0" stroked="f"/>
+          <v:rect id="_x0000_i1035" style="width:0;height:1.5pt" o:hralign="center" o:bullet="t" o:hrstd="t" o:hr="t" fillcolor="#a0a0a0" stroked="f"/>
         </w:pict>
       </w:r>
     </w:p>
@@ -132,15 +156,7 @@
     </w:p>
     <w:p>
       <w:r>
-        <w:t xml:space="preserve">We would like to express our sincere gratitude to the Department of Computer Science &amp; Engineering, </w:t>
-      </w:r>
-      <w:proofErr w:type="spellStart"/>
-      <w:r>
-        <w:t>Galgotias</w:t>
-      </w:r>
-      <w:proofErr w:type="spellEnd"/>
-      <w:r>
-        <w:t xml:space="preserve"> University, for providing us with the opportunity and academic environment required to carry out this project titled “Fake News Detection.”</w:t>
+        <w:t>We would like to express our sincere gratitude to the Department of Computer Science &amp; Engineering, Galgotias University, for providing us with the opportunity and academic environment required to carry out this project titled “Fake News Detection.”</w:t>
       </w:r>
     </w:p>
     <w:p>
@@ -166,7 +182,7 @@
     <w:p>
       <w:r>
         <w:pict w14:anchorId="71998CFE">
-          <v:rect id="_x0000_i1260" style="width:0;height:1.5pt" o:hralign="center" o:hrstd="t" o:hr="t" fillcolor="#a0a0a0" stroked="f"/>
+          <v:rect id="_x0000_i1027" style="width:0;height:1.5pt" o:hralign="center" o:hrstd="t" o:hr="t" fillcolor="#a0a0a0" stroked="f"/>
         </w:pict>
       </w:r>
     </w:p>
@@ -192,20 +208,12 @@
     </w:p>
     <w:p>
       <w:r>
-        <w:t xml:space="preserve">The main objective of this project is to develop an automated system that can accurately classify a news article as fake or real. Manual verification of news content is time-consuming and unreliable due to the massive amount of data generated daily. Therefore, machine learning techniques are used to </w:t>
-      </w:r>
-      <w:proofErr w:type="spellStart"/>
-      <w:r>
-        <w:t>analyze</w:t>
-      </w:r>
-      <w:proofErr w:type="spellEnd"/>
-      <w:r>
-        <w:t xml:space="preserve"> textual patterns and classify news articles efficiently.</w:t>
-      </w:r>
-    </w:p>
-    <w:p>
-      <w:r>
         <w:lastRenderedPageBreak/>
+        <w:t>The main objective of this project is to develop an automated system that can accurately classify a news article as fake or real. Manual verification of news content is time-consuming and unreliable due to the massive amount of data generated daily. Therefore, machine learning techniques are used to analyze textual patterns and classify news articles efficiently.</w:t>
+      </w:r>
+    </w:p>
+    <w:p>
+      <w:r>
         <w:t>The dataset used in this project is a publicly available Fake and Real News Dataset obtained from Kaggle. Various text preprocessing techniques such as data cleaning, removal of unnecessary symbols, and feature extraction were applied. The textual data was converted into numerical form using TF-IDF (Term Frequency–Inverse Document Frequency) vectorization.</w:t>
       </w:r>
     </w:p>
@@ -217,7 +225,7 @@
     <w:p>
       <w:r>
         <w:pict w14:anchorId="2AC2E3EF">
-          <v:rect id="_x0000_i1261" style="width:0;height:1.5pt" o:hralign="center" o:hrstd="t" o:hr="t" fillcolor="#a0a0a0" stroked="f"/>
+          <v:rect id="_x0000_i1028" style="width:0;height:1.5pt" o:hralign="center" o:hrstd="t" o:hr="t" fillcolor="#a0a0a0" stroked="f"/>
         </w:pict>
       </w:r>
     </w:p>
@@ -371,7 +379,7 @@
     <w:p>
       <w:r>
         <w:pict w14:anchorId="11AF24D0">
-          <v:rect id="_x0000_i1262" style="width:0;height:1.5pt" o:hralign="center" o:hrstd="t" o:hr="t" fillcolor="#a0a0a0" stroked="f"/>
+          <v:rect id="_x0000_i1029" style="width:0;height:1.5pt" o:hralign="center" o:hrstd="t" o:hr="t" fillcolor="#a0a0a0" stroked="f"/>
         </w:pict>
       </w:r>
     </w:p>
@@ -462,15 +470,7 @@
         </w:numPr>
       </w:pPr>
       <w:r>
-        <w:t xml:space="preserve">Satire or Parody: Content intended for </w:t>
-      </w:r>
-      <w:proofErr w:type="spellStart"/>
-      <w:r>
-        <w:t>humor</w:t>
-      </w:r>
-      <w:proofErr w:type="spellEnd"/>
-      <w:r>
-        <w:t xml:space="preserve"> but sometimes misunderstood as real news</w:t>
+        <w:t>Satire or Parody: Content intended for humor but sometimes misunderstood as real news</w:t>
       </w:r>
     </w:p>
     <w:p>
@@ -490,15 +490,7 @@
     </w:p>
     <w:p>
       <w:r>
-        <w:t xml:space="preserve">Due to the increasing volume of online news content, manual verification of news authenticity has become impractical. This creates a strong need for an automated system that can efficiently detect fake news. Machine learning techniques provide an effective solution by </w:t>
-      </w:r>
-      <w:proofErr w:type="spellStart"/>
-      <w:r>
-        <w:t>analyzing</w:t>
-      </w:r>
-      <w:proofErr w:type="spellEnd"/>
-      <w:r>
-        <w:t xml:space="preserve"> patterns in textual data and making accurate predictions. The motivation of this project is to build a reliable fake news detection system using machine learning.</w:t>
+        <w:t>Due to the increasing volume of online news content, manual verification of news authenticity has become impractical. This creates a strong need for an automated system that can efficiently detect fake news. Machine learning techniques provide an effective solution by analyzing patterns in textual data and making accurate predictions. The motivation of this project is to build a reliable fake news detection system using machine learning.</w:t>
       </w:r>
     </w:p>
     <w:p>
@@ -705,15 +697,7 @@
         <w:t>manual fact-checking and rule-based approaches</w:t>
       </w:r>
       <w:r>
-        <w:t xml:space="preserve">. These systems </w:t>
-      </w:r>
-      <w:proofErr w:type="spellStart"/>
-      <w:r>
-        <w:t>analyzed</w:t>
-      </w:r>
-      <w:proofErr w:type="spellEnd"/>
-      <w:r>
-        <w:t xml:space="preserve"> news content based on predefined rules such as keyword matching, source credibility, and writing style. While rule-based methods were simple to implement, they were not scalable and required continuous human effort to update rules. Such systems also failed to detect newly emerging patterns of fake news.</w:t>
+        <w:t>. These systems analyzed news content based on predefined rules such as keyword matching, source credibility, and writing style. While rule-based methods were simple to implement, they were not scalable and required continuous human effort to update rules. Such systems also failed to detect newly emerging patterns of fake news.</w:t>
       </w:r>
     </w:p>
     <w:p>
@@ -743,15 +727,7 @@
         <w:t>machine learning-based approaches</w:t>
       </w:r>
       <w:r>
-        <w:t xml:space="preserve"> using supervised learning models. These systems use large </w:t>
-      </w:r>
-      <w:proofErr w:type="spellStart"/>
-      <w:r>
-        <w:t>labeled</w:t>
-      </w:r>
-      <w:proofErr w:type="spellEnd"/>
-      <w:r>
-        <w:t xml:space="preserve"> datasets and text vectorization techniques such as TF-IDF to extract meaningful features from news articles. Machine learning models are capable of learning complex patterns and provide better accuracy compared to traditional methods. They also reduce human involvement and can handle large volumes of data efficiently.</w:t>
+        <w:t xml:space="preserve"> using supervised learning models. These systems use large labeled datasets and text vectorization techniques such as TF-IDF to extract meaningful features from news articles. Machine learning models are capable of learning complex patterns and provide better accuracy compared to traditional methods. They also reduce human involvement and can handle large volumes of data efficiently.</w:t>
       </w:r>
     </w:p>
     <w:p>
@@ -820,15 +796,7 @@
         <w:t>Kaggle</w:t>
       </w:r>
       <w:r>
-        <w:t xml:space="preserve">. It contains </w:t>
-      </w:r>
-      <w:proofErr w:type="spellStart"/>
-      <w:r>
-        <w:t>labeled</w:t>
-      </w:r>
-      <w:proofErr w:type="spellEnd"/>
-      <w:r>
-        <w:t xml:space="preserve"> news articles categorized as </w:t>
+        <w:t xml:space="preserve">. It contains labeled news articles categorized as </w:t>
       </w:r>
       <w:r>
         <w:rPr>
@@ -1035,15 +1003,7 @@
     </w:p>
     <w:p>
       <w:r>
-        <w:t xml:space="preserve">Decision Tree is a supervised learning algorithm that uses a tree-like structure to make decisions. It splits the data into branches based on feature values, leading to a final decision at the leaf nodes. In fake news detection, Decision Trees </w:t>
-      </w:r>
-      <w:proofErr w:type="spellStart"/>
-      <w:r>
-        <w:t>analyze</w:t>
-      </w:r>
-      <w:proofErr w:type="spellEnd"/>
-      <w:r>
-        <w:t xml:space="preserve"> important words and patterns in the text to classify news articles. Although Decision Trees are easy to interpret and understand, they may overfit the data if not properly controlled.</w:t>
+        <w:t>Decision Tree is a supervised learning algorithm that uses a tree-like structure to make decisions. It splits the data into branches based on feature values, leading to a final decision at the leaf nodes. In fake news detection, Decision Trees analyze important words and patterns in the text to classify news articles. Although Decision Trees are easy to interpret and understand, they may overfit the data if not properly controlled.</w:t>
       </w:r>
     </w:p>
     <w:p>
@@ -1137,15 +1097,7 @@
         <w:t>Kaggle</w:t>
       </w:r>
       <w:r>
-        <w:t xml:space="preserve">, a widely used platform for data science and machine learning resources. The dataset contains news articles collected from various online sources and is specifically designed for fake news detection tasks. It includes </w:t>
-      </w:r>
-      <w:proofErr w:type="spellStart"/>
-      <w:r>
-        <w:t>labeled</w:t>
-      </w:r>
-      <w:proofErr w:type="spellEnd"/>
-      <w:r>
-        <w:t xml:space="preserve"> data that helps in training and evaluating machine learning models.</w:t>
+        <w:t>, a widely used platform for data science and machine learning resources. The dataset contains news articles collected from various online sources and is specifically designed for fake news detection tasks. It includes labeled data that helps in training and evaluating machine learning models.</w:t>
       </w:r>
     </w:p>
     <w:p>
@@ -1531,23 +1483,7 @@
     </w:tbl>
     <w:p>
       <w:r>
-        <w:t xml:space="preserve">The sample data illustrates how news articles are </w:t>
-      </w:r>
-      <w:proofErr w:type="spellStart"/>
-      <w:r>
-        <w:t>labeled</w:t>
-      </w:r>
-      <w:proofErr w:type="spellEnd"/>
-      <w:r>
-        <w:t xml:space="preserve"> and used for classification. Before model training, the text data is </w:t>
-      </w:r>
-      <w:proofErr w:type="spellStart"/>
-      <w:r>
-        <w:t>preprocessed</w:t>
-      </w:r>
-      <w:proofErr w:type="spellEnd"/>
-      <w:r>
-        <w:t xml:space="preserve"> and converted into numerical features using TF-IDF vectorization.</w:t>
+        <w:t>The sample data illustrates how news articles are labeled and used for classification. Before model training, the text data is preprocessed and converted into numerical features using TF-IDF vectorization.</w:t>
       </w:r>
     </w:p>
     <w:p>
@@ -1626,39 +1562,17 @@
           <w:bCs/>
         </w:rPr>
       </w:pPr>
-      <w:proofErr w:type="spellStart"/>
-      <w:r>
-        <w:rPr>
-          <w:b/>
-          <w:bCs/>
-        </w:rPr>
-        <w:t>Jupyter</w:t>
-      </w:r>
-      <w:proofErr w:type="spellEnd"/>
-      <w:r>
-        <w:rPr>
-          <w:b/>
-          <w:bCs/>
-        </w:rPr>
-        <w:t xml:space="preserve"> Notebook</w:t>
-      </w:r>
-    </w:p>
-    <w:p>
-      <w:proofErr w:type="spellStart"/>
-      <w:r>
-        <w:t>Jupyter</w:t>
-      </w:r>
-      <w:proofErr w:type="spellEnd"/>
-      <w:r>
-        <w:t xml:space="preserve"> Notebook was used as the development environment for this project. It provides an interactive platform to write and execute Python code, visualize results, and document the implementation process. </w:t>
-      </w:r>
-      <w:proofErr w:type="spellStart"/>
-      <w:r>
-        <w:t>Jupyter</w:t>
-      </w:r>
-      <w:proofErr w:type="spellEnd"/>
-      <w:r>
-        <w:t xml:space="preserve"> Notebook allows step-by-step execution, which helps in debugging and understanding the workflow.</w:t>
+      <w:r>
+        <w:rPr>
+          <w:b/>
+          <w:bCs/>
+        </w:rPr>
+        <w:t>Jupyter Notebook</w:t>
+      </w:r>
+    </w:p>
+    <w:p>
+      <w:r>
+        <w:t>Jupyter Notebook was used as the development environment for this project. It provides an interactive platform to write and execute Python code, visualize results, and document the implementation process. Jupyter Notebook allows step-by-step execution, which helps in debugging and understanding the workflow.</w:t>
       </w:r>
     </w:p>
     <w:p>
@@ -1829,15 +1743,7 @@
         </w:numPr>
       </w:pPr>
       <w:r>
-        <w:t xml:space="preserve">Development Environment: </w:t>
-      </w:r>
-      <w:proofErr w:type="spellStart"/>
-      <w:r>
-        <w:t>Jupyter</w:t>
-      </w:r>
-      <w:proofErr w:type="spellEnd"/>
-      <w:r>
-        <w:t xml:space="preserve"> Notebook</w:t>
+        <w:t>Development Environment: Jupyter Notebook</w:t>
       </w:r>
     </w:p>
     <w:p>
@@ -1877,15 +1783,7 @@
     </w:p>
     <w:p>
       <w:r>
-        <w:t xml:space="preserve">This chapter presents the performance evaluation of the Fake News Detection system. The trained machine learning model was tested using unseen data, and various evaluation metrics were used to </w:t>
-      </w:r>
-      <w:proofErr w:type="spellStart"/>
-      <w:r>
-        <w:t>analyze</w:t>
-      </w:r>
-      <w:proofErr w:type="spellEnd"/>
-      <w:r>
-        <w:t xml:space="preserve"> its effectiveness.</w:t>
+        <w:t>This chapter presents the performance evaluation of the Fake News Detection system. The trained machine learning model was tested using unseen data, and various evaluation metrics were used to analyze its effectiveness.</w:t>
       </w:r>
     </w:p>
     <w:p>
@@ -2105,15 +2003,7 @@
     </w:p>
     <w:p>
       <w:r>
-        <w:t xml:space="preserve">were generated using Python libraries. These graphs and screenshots from the </w:t>
-      </w:r>
-      <w:proofErr w:type="spellStart"/>
-      <w:r>
-        <w:t>Jupyter</w:t>
-      </w:r>
-      <w:proofErr w:type="spellEnd"/>
-      <w:r>
-        <w:t xml:space="preserve"> Notebook clearly illustrate the reliability and efficiency of the fake news detection system.</w:t>
+        <w:t>were generated using Python libraries. These graphs and screenshots from the Jupyter Notebook clearly illustrate the reliability and efficiency of the fake news detection system.</w:t>
       </w:r>
     </w:p>
     <w:p/>
@@ -2175,15 +2065,7 @@
       </w:r>
       <w:r>
         <w:br/>
-        <w:t xml:space="preserve">The system is capable of </w:t>
-      </w:r>
-      <w:proofErr w:type="spellStart"/>
-      <w:r>
-        <w:t>analyzing</w:t>
-      </w:r>
-      <w:proofErr w:type="spellEnd"/>
-      <w:r>
-        <w:t xml:space="preserve"> and classifying news articles quickly. Once trained, the machine learning model can process large volumes of news data in a short time, enabling rapid identification of fake news.</w:t>
+        <w:t>The system is capable of analyzing and classifying news articles quickly. Once trained, the machine learning model can process large volumes of news data in a short time, enabling rapid identification of fake news.</w:t>
       </w:r>
     </w:p>
     <w:p>
@@ -2202,15 +2084,7 @@
       </w:r>
       <w:r>
         <w:br/>
-        <w:t xml:space="preserve">The model can be easily scaled to handle large datasets and increasing amounts of news content. It can be integrated with online platforms and extended to </w:t>
-      </w:r>
-      <w:proofErr w:type="spellStart"/>
-      <w:r>
-        <w:t>analyze</w:t>
-      </w:r>
-      <w:proofErr w:type="spellEnd"/>
-      <w:r>
-        <w:t xml:space="preserve"> real-time data with minimal modifications.</w:t>
+        <w:t>The model can be easily scaled to handle large datasets and increasing amounts of news content. It can be integrated with online platforms and extended to analyze real-time data with minimal modifications.</w:t>
       </w:r>
     </w:p>
     <w:p>
@@ -2468,15 +2342,7 @@
         <w:t>real-time news verification</w:t>
       </w:r>
       <w:r>
-        <w:t xml:space="preserve">. By integrating live news feeds and web APIs, the model can </w:t>
-      </w:r>
-      <w:proofErr w:type="spellStart"/>
-      <w:r>
-        <w:t>analyze</w:t>
-      </w:r>
-      <w:proofErr w:type="spellEnd"/>
-      <w:r>
-        <w:t xml:space="preserve"> and verify news articles as they are published, helping to prevent the rapid spread of misinformation at an early stage.</w:t>
+        <w:t>. By integrating live news feeds and web APIs, the model can analyze and verify news articles as they are published, helping to prevent the rapid spread of misinformation at an early stage.</w:t>
       </w:r>
     </w:p>
     <w:p>
@@ -2491,15 +2357,7 @@
         <w:t>social media integration</w:t>
       </w:r>
       <w:r>
-        <w:t xml:space="preserve"> can be implemented to monitor and </w:t>
-      </w:r>
-      <w:proofErr w:type="spellStart"/>
-      <w:r>
-        <w:t>analyze</w:t>
-      </w:r>
-      <w:proofErr w:type="spellEnd"/>
-      <w:r>
-        <w:t xml:space="preserve"> content shared on platforms such as Twitter, Facebook, and Instagram. This would allow automatic detection and flagging of potentially fake news posts, contributing to a safer and more reliable digital information ecosystem.</w:t>
+        <w:t xml:space="preserve"> can be implemented to monitor and analyze content shared on platforms such as Twitter, Facebook, and Instagram. This would allow automatic detection and flagging of potentially fake news posts, contributing to a safer and more reliable digital information ecosystem.</w:t>
       </w:r>
     </w:p>
     <w:p/>
@@ -2544,7 +2402,7 @@
       <w:r>
         <w:t xml:space="preserve">, Available at: </w:t>
       </w:r>
-      <w:hyperlink r:id="rId5" w:tgtFrame="_new" w:history="1">
+      <w:hyperlink r:id="rId6" w:tgtFrame="_new" w:history="1">
         <w:r>
           <w:rPr>
             <w:rStyle w:val="Hyperlink"/>
@@ -2576,15 +2434,7 @@
         <w:sym w:font="Times New Roman" w:char="F0B7"/>
       </w:r>
       <w:r>
-        <w:t xml:space="preserve">  Lazer, D. M. J., Baum, M. A., </w:t>
-      </w:r>
-      <w:proofErr w:type="spellStart"/>
-      <w:r>
-        <w:t>Benkler</w:t>
-      </w:r>
-      <w:proofErr w:type="spellEnd"/>
-      <w:r>
-        <w:t xml:space="preserve">, Y., et al., “The Science of Fake News,” </w:t>
+        <w:t xml:space="preserve">  Lazer, D. M. J., Baum, M. A., Benkler, Y., et al., “The Science of Fake News,” </w:t>
       </w:r>
       <w:r>
         <w:rPr>
@@ -2614,7 +2464,7 @@
       <w:r>
         <w:t xml:space="preserve">, Available at: </w:t>
       </w:r>
-      <w:hyperlink r:id="rId6" w:tgtFrame="_new" w:history="1">
+      <w:hyperlink r:id="rId7" w:tgtFrame="_new" w:history="1">
         <w:r>
           <w:rPr>
             <w:rStyle w:val="Hyperlink"/>
@@ -2640,7 +2490,7 @@
       <w:r>
         <w:t xml:space="preserve">, Available at: </w:t>
       </w:r>
-      <w:hyperlink r:id="rId7" w:tgtFrame="_new" w:history="1">
+      <w:hyperlink r:id="rId8" w:tgtFrame="_new" w:history="1">
         <w:r>
           <w:rPr>
             <w:rStyle w:val="Hyperlink"/>
@@ -2666,7 +2516,7 @@
       <w:r>
         <w:t xml:space="preserve">, Available at: </w:t>
       </w:r>
-      <w:hyperlink r:id="rId8" w:tgtFrame="_new" w:history="1">
+      <w:hyperlink r:id="rId9" w:tgtFrame="_new" w:history="1">
         <w:r>
           <w:rPr>
             <w:rStyle w:val="Hyperlink"/>
@@ -2688,6 +2538,11 @@
 
 <file path=word/numbering.xml><?xml version="1.0" encoding="utf-8"?>
 <w:numbering xmlns:wpc="http://schemas.microsoft.com/office/word/2010/wordprocessingCanvas" xmlns:cx="http://schemas.microsoft.com/office/drawing/2014/chartex" xmlns:cx1="http://schemas.microsoft.com/office/drawing/2015/9/8/chartex" xmlns:cx2="http://schemas.microsoft.com/office/drawing/2015/10/21/chartex" xmlns:cx3="http://schemas.microsoft.com/office/drawing/2016/5/9/chartex" xmlns:cx4="http://schemas.microsoft.com/office/drawing/2016/5/10/chartex" xmlns:cx5="http://schemas.microsoft.com/office/drawing/2016/5/11/chartex" xmlns:cx6="http://schemas.microsoft.com/office/drawing/2016/5/12/chartex" xmlns:cx7="http://schemas.microsoft.com/office/drawing/2016/5/13/chartex" xmlns:cx8="http://schemas.microsoft.com/office/drawing/2016/5/14/chartex" xmlns:mc="http://schemas.openxmlformats.org/markup-compatibility/2006" xmlns:aink="http://schemas.microsoft.com/office/drawing/2016/ink" xmlns:am3d="http://schemas.microsoft.com/office/drawing/2017/model3d" xmlns:o="urn:schemas-microsoft-com:office:office" xmlns:oel="http://schemas.microsoft.com/office/2019/extlst" xmlns:r="http://schemas.openxmlformats.org/officeDocument/2006/relationships" xmlns:m="http://schemas.openxmlformats.org/officeDocument/2006/math" xmlns:v="urn:schemas-microsoft-com:vml" xmlns:wp14="http://schemas.microsoft.com/office/word/2010/wordprocessingDrawing" xmlns:wp="http://schemas.openxmlformats.org/drawingml/2006/wordprocessingDrawing" xmlns:w10="urn:schemas-microsoft-com:office:word" xmlns:w="http://schemas.openxmlformats.org/wordprocessingml/2006/main" xmlns:w14="http://schemas.microsoft.com/office/word/2010/wordml" xmlns:w15="http://schemas.microsoft.com/office/word/2012/wordml" xmlns:w16cex="http://schemas.microsoft.com/office/word/2018/wordml/cex" xmlns:w16cid="http://schemas.microsoft.com/office/word/2016/wordml/cid" xmlns:w16="http://schemas.microsoft.com/office/word/2018/wordml" xmlns:w16du="http://schemas.microsoft.com/office/word/2023/wordml/word16du" xmlns:w16sdtdh="http://schemas.microsoft.com/office/word/2020/wordml/sdtdatahash" xmlns:w16sdtfl="http://schemas.microsoft.com/office/word/2024/wordml/sdtformatlock" xmlns:w16se="http://schemas.microsoft.com/office/word/2015/wordml/symex" xmlns:wpg="http://schemas.microsoft.com/office/word/2010/wordprocessingGroup" xmlns:wpi="http://schemas.microsoft.com/office/word/2010/wordprocessingInk" xmlns:wne="http://schemas.microsoft.com/office/word/2006/wordml" xmlns:wps="http://schemas.microsoft.com/office/word/2010/wordprocessingShape" mc:Ignorable="w14 w15 w16se w16cid w16 w16cex w16sdtdh w16sdtfl w16du wp14">
+  <w:numPicBullet w:numPicBulletId="0">
+    <w:pict>
+      <v:rect id="_x0000_i1025" style="width:0;height:1.5pt" o:hralign="center" o:bullet="t" o:hrstd="t" o:hr="t" fillcolor="#a0a0a0" stroked="f"/>
+    </w:pict>
+  </w:numPicBullet>
   <w:abstractNum w:abstractNumId="0" w15:restartNumberingAfterBreak="0">
     <w:nsid w:val="021874C0"/>
     <w:multiLevelType w:val="multilevel"/>
@@ -5797,87 +5652,24 @@
   </w:num>
   <w:num w:numId="16" w16cid:durableId="2059665480">
     <w:abstractNumId w:val="12"/>
-    <w:lvlOverride w:ilvl="0"/>
-    <w:lvlOverride w:ilvl="1"/>
-    <w:lvlOverride w:ilvl="2"/>
-    <w:lvlOverride w:ilvl="3"/>
-    <w:lvlOverride w:ilvl="4"/>
-    <w:lvlOverride w:ilvl="5"/>
-    <w:lvlOverride w:ilvl="6"/>
-    <w:lvlOverride w:ilvl="7"/>
-    <w:lvlOverride w:ilvl="8"/>
   </w:num>
   <w:num w:numId="17" w16cid:durableId="1446119757">
     <w:abstractNumId w:val="15"/>
-    <w:lvlOverride w:ilvl="0"/>
-    <w:lvlOverride w:ilvl="1"/>
-    <w:lvlOverride w:ilvl="2"/>
-    <w:lvlOverride w:ilvl="3"/>
-    <w:lvlOverride w:ilvl="4"/>
-    <w:lvlOverride w:ilvl="5"/>
-    <w:lvlOverride w:ilvl="6"/>
-    <w:lvlOverride w:ilvl="7"/>
-    <w:lvlOverride w:ilvl="8"/>
   </w:num>
   <w:num w:numId="18" w16cid:durableId="1421372573">
     <w:abstractNumId w:val="17"/>
-    <w:lvlOverride w:ilvl="0"/>
-    <w:lvlOverride w:ilvl="1"/>
-    <w:lvlOverride w:ilvl="2"/>
-    <w:lvlOverride w:ilvl="3"/>
-    <w:lvlOverride w:ilvl="4"/>
-    <w:lvlOverride w:ilvl="5"/>
-    <w:lvlOverride w:ilvl="6"/>
-    <w:lvlOverride w:ilvl="7"/>
-    <w:lvlOverride w:ilvl="8"/>
   </w:num>
   <w:num w:numId="19" w16cid:durableId="2067751302">
     <w:abstractNumId w:val="11"/>
-    <w:lvlOverride w:ilvl="0"/>
-    <w:lvlOverride w:ilvl="1"/>
-    <w:lvlOverride w:ilvl="2"/>
-    <w:lvlOverride w:ilvl="3"/>
-    <w:lvlOverride w:ilvl="4"/>
-    <w:lvlOverride w:ilvl="5"/>
-    <w:lvlOverride w:ilvl="6"/>
-    <w:lvlOverride w:ilvl="7"/>
-    <w:lvlOverride w:ilvl="8"/>
   </w:num>
   <w:num w:numId="20" w16cid:durableId="1652177319">
     <w:abstractNumId w:val="5"/>
-    <w:lvlOverride w:ilvl="0"/>
-    <w:lvlOverride w:ilvl="1"/>
-    <w:lvlOverride w:ilvl="2"/>
-    <w:lvlOverride w:ilvl="3"/>
-    <w:lvlOverride w:ilvl="4"/>
-    <w:lvlOverride w:ilvl="5"/>
-    <w:lvlOverride w:ilvl="6"/>
-    <w:lvlOverride w:ilvl="7"/>
-    <w:lvlOverride w:ilvl="8"/>
   </w:num>
   <w:num w:numId="21" w16cid:durableId="714741767">
     <w:abstractNumId w:val="10"/>
-    <w:lvlOverride w:ilvl="0"/>
-    <w:lvlOverride w:ilvl="1"/>
-    <w:lvlOverride w:ilvl="2"/>
-    <w:lvlOverride w:ilvl="3"/>
-    <w:lvlOverride w:ilvl="4"/>
-    <w:lvlOverride w:ilvl="5"/>
-    <w:lvlOverride w:ilvl="6"/>
-    <w:lvlOverride w:ilvl="7"/>
-    <w:lvlOverride w:ilvl="8"/>
   </w:num>
   <w:num w:numId="22" w16cid:durableId="1589075776">
     <w:abstractNumId w:val="14"/>
-    <w:lvlOverride w:ilvl="0"/>
-    <w:lvlOverride w:ilvl="1"/>
-    <w:lvlOverride w:ilvl="2"/>
-    <w:lvlOverride w:ilvl="3"/>
-    <w:lvlOverride w:ilvl="4"/>
-    <w:lvlOverride w:ilvl="5"/>
-    <w:lvlOverride w:ilvl="6"/>
-    <w:lvlOverride w:ilvl="7"/>
-    <w:lvlOverride w:ilvl="8"/>
   </w:num>
 </w:numbering>
 </file>
@@ -6485,6 +6277,7 @@
   <w:style w:type="character" w:default="1" w:styleId="DefaultParagraphFont">
     <w:name w:val="Default Paragraph Font"/>
     <w:uiPriority w:val="1"/>
+    <w:semiHidden/>
     <w:unhideWhenUsed/>
   </w:style>
   <w:style w:type="table" w:default="1" w:styleId="TableNormal">
